--- a/skills/custom/clinton-cv/assets/Clinton_Herring_Rituals_Cover_Letter.docx
+++ b/skills/custom/clinton-cv/assets/Clinton_Herring_Rituals_Cover_Letter.docx
@@ -10,8 +10,6 @@
         <w:rPr>
           <w:b/>
           <w:bCs/>
-          <w:i w:val="false"/>
-          <w:iCs w:val="false"/>
           <w:color w:val="1A2332"/>
           <w:sz w:val="22"/>
           <w:szCs w:val="22"/>
@@ -28,14 +26,12 @@
         <w:rPr>
           <w:b w:val="false"/>
           <w:bCs w:val="false"/>
-          <w:i w:val="false"/>
-          <w:iCs w:val="false"/>
-          <w:color w:val="1A2332"/>
-          <w:sz w:val="22"/>
-          <w:szCs w:val="22"/>
-          <w:rFonts w:ascii="Calibri" w:cs="Calibri" w:eastAsia="Calibri" w:hAnsi="Calibri"/>
-        </w:rPr>
-        <w:t xml:space="preserve">Enschede  ·  +31 6 27517972  ·  Clinton.herring@remoteconsulting.eu</w:t>
+          <w:color w:val="1A2332"/>
+          <w:sz w:val="22"/>
+          <w:szCs w:val="22"/>
+          <w:rFonts w:ascii="Calibri" w:cs="Calibri" w:eastAsia="Calibri" w:hAnsi="Calibri"/>
+        </w:rPr>
+        <w:t xml:space="preserve">Almere  ·  +31 6 27517972  ·  Clinton.herring@remoteconsulting.eu</w:t>
       </w:r>
     </w:p>
     <w:p>
@@ -46,8 +42,6 @@
         <w:rPr>
           <w:b w:val="false"/>
           <w:bCs w:val="false"/>
-          <w:i w:val="false"/>
-          <w:iCs w:val="false"/>
           <w:color w:val="1A2332"/>
           <w:sz w:val="22"/>
           <w:szCs w:val="22"/>
@@ -64,8 +58,6 @@
         <w:rPr>
           <w:b w:val="false"/>
           <w:bCs w:val="false"/>
-          <w:i w:val="false"/>
-          <w:iCs w:val="false"/>
           <w:color w:val="1A2332"/>
           <w:sz w:val="22"/>
           <w:szCs w:val="22"/>
@@ -82,8 +74,6 @@
         <w:rPr>
           <w:b w:val="false"/>
           <w:bCs w:val="false"/>
-          <w:i w:val="false"/>
-          <w:iCs w:val="false"/>
           <w:color w:val="1A2332"/>
           <w:sz w:val="22"/>
           <w:szCs w:val="22"/>
@@ -100,8 +90,6 @@
         <w:rPr>
           <w:b w:val="false"/>
           <w:bCs w:val="false"/>
-          <w:i w:val="false"/>
-          <w:iCs w:val="false"/>
           <w:color w:val="1A2332"/>
           <w:sz w:val="22"/>
           <w:szCs w:val="22"/>
@@ -118,44 +106,54 @@
         <w:rPr>
           <w:b w:val="false"/>
           <w:bCs w:val="false"/>
-          <w:i w:val="false"/>
-          <w:iCs w:val="false"/>
-          <w:color w:val="1A2332"/>
-          <w:sz w:val="22"/>
-          <w:szCs w:val="22"/>
-          <w:rFonts w:ascii="Calibri" w:cs="Calibri" w:eastAsia="Calibri" w:hAnsi="Calibri"/>
-        </w:rPr>
-        <w:t xml:space="preserve">Since CGI I have done comparable retail architecture for Suitsupply, and I have been working as a platform engineer with Just Eat Takeaway. That platform work, including AI-assisted ways of spotting and fixing operational issues, is how I would help Rituals move from reactive firefighting toward the proactive and predictive technology management described in the role.</w:t>
-      </w:r>
-    </w:p>
-    <w:p>
-      <w:pPr>
-        <w:spacing w:after="160" w:line="276"/>
-      </w:pPr>
-      <w:r>
-        <w:rPr>
-          <w:b w:val="false"/>
-          <w:bCs w:val="false"/>
-          <w:i w:val="false"/>
-          <w:iCs w:val="false"/>
-          <w:color w:val="1A2332"/>
-          <w:sz w:val="22"/>
-          <w:szCs w:val="22"/>
-          <w:rFonts w:ascii="Calibri" w:cs="Calibri" w:eastAsia="Calibri" w:hAnsi="Calibri"/>
-        </w:rPr>
-        <w:t xml:space="preserve">I am based in Enschede, with a residence permit (arbeid vrij toegestaan, TWV niet vereist), and I am used to owning architecture across engineers, suppliers, and retail stakeholders.</w:t>
-      </w:r>
-    </w:p>
-    <w:p>
-      <w:pPr>
-        <w:spacing w:after="160" w:line="276"/>
-      </w:pPr>
-      <w:r>
-        <w:rPr>
-          <w:b w:val="false"/>
-          <w:bCs w:val="false"/>
-          <w:i w:val="false"/>
-          <w:iCs w:val="false"/>
+          <w:color w:val="1A2332"/>
+          <w:sz w:val="22"/>
+          <w:szCs w:val="22"/>
+          <w:rFonts w:ascii="Calibri" w:cs="Calibri" w:eastAsia="Calibri" w:hAnsi="Calibri"/>
+        </w:rPr>
+        <w:t xml:space="preserve">I use Jira and Confluence every day for documentation and task management. When CGI rolled ServiceNow out to stores as the incident-management service I was involved at the edge of that programme and completed CGI’s ServiceNow training — I am not claiming ServiceNow implementation ownership, but I know how that model sits next to store operations.</w:t>
+      </w:r>
+    </w:p>
+    <w:p>
+      <w:pPr>
+        <w:spacing w:after="160" w:line="276"/>
+      </w:pPr>
+      <w:r>
+        <w:rPr>
+          <w:b w:val="false"/>
+          <w:bCs w:val="false"/>
+          <w:color w:val="1A2332"/>
+          <w:sz w:val="22"/>
+          <w:szCs w:val="22"/>
+          <w:rFonts w:ascii="Calibri" w:cs="Calibri" w:eastAsia="Calibri" w:hAnsi="Calibri"/>
+        </w:rPr>
+        <w:t xml:space="preserve">After CGI I continued as a sole proprietor under contract with CGI as Principal Architect for Suitsupply until 2024. Since November 2024 I have been a platform engineer at Just Eat Takeaway. That platform work, including AI-assisted ways of spotting and fixing operational issues, is how I would help Rituals move from reactive firefighting toward the proactive and predictive technology management described in the role.</w:t>
+      </w:r>
+    </w:p>
+    <w:p>
+      <w:pPr>
+        <w:spacing w:after="160" w:line="276"/>
+      </w:pPr>
+      <w:r>
+        <w:rPr>
+          <w:b w:val="false"/>
+          <w:bCs w:val="false"/>
+          <w:color w:val="1A2332"/>
+          <w:sz w:val="22"/>
+          <w:szCs w:val="22"/>
+          <w:rFonts w:ascii="Calibri" w:cs="Calibri" w:eastAsia="Calibri" w:hAnsi="Calibri"/>
+        </w:rPr>
+        <w:t xml:space="preserve">I am based in Almere, close to Amsterdam, with a residence permit (arbeid vrij toegestaan, TWV niet vereist), and I am used to owning architecture across engineers, suppliers, and retail stakeholders.</w:t>
+      </w:r>
+    </w:p>
+    <w:p>
+      <w:pPr>
+        <w:spacing w:after="160" w:line="276"/>
+      </w:pPr>
+      <w:r>
+        <w:rPr>
+          <w:b w:val="false"/>
+          <w:bCs w:val="false"/>
           <w:color w:val="1A2332"/>
           <w:sz w:val="22"/>
           <w:szCs w:val="22"/>
@@ -172,8 +170,6 @@
         <w:rPr>
           <w:b w:val="false"/>
           <w:bCs w:val="false"/>
-          <w:i w:val="false"/>
-          <w:iCs w:val="false"/>
           <w:color w:val="1A2332"/>
           <w:sz w:val="22"/>
           <w:szCs w:val="22"/>
@@ -190,8 +186,6 @@
         <w:rPr>
           <w:b/>
           <w:bCs/>
-          <w:i w:val="false"/>
-          <w:iCs w:val="false"/>
           <w:color w:val="1A2332"/>
           <w:sz w:val="22"/>
           <w:szCs w:val="22"/>
@@ -208,8 +202,6 @@
         <w:rPr>
           <w:b w:val="false"/>
           <w:bCs w:val="false"/>
-          <w:i w:val="false"/>
-          <w:iCs w:val="false"/>
           <w:color w:val="1A2332"/>
           <w:sz w:val="22"/>
           <w:szCs w:val="22"/>
@@ -226,8 +218,6 @@
         <w:rPr>
           <w:b w:val="false"/>
           <w:bCs w:val="false"/>
-          <w:i w:val="false"/>
-          <w:iCs w:val="false"/>
           <w:color w:val="1A2332"/>
           <w:sz w:val="22"/>
           <w:szCs w:val="22"/>

--- a/skills/custom/clinton-cv/assets/Clinton_Herring_Rituals_Cover_Letter.docx
+++ b/skills/custom/clinton-cv/assets/Clinton_Herring_Rituals_Cover_Letter.docx
@@ -127,7 +127,23 @@
           <w:szCs w:val="22"/>
           <w:rFonts w:ascii="Calibri" w:cs="Calibri" w:eastAsia="Calibri" w:hAnsi="Calibri"/>
         </w:rPr>
-        <w:t xml:space="preserve">After CGI I continued as a sole proprietor under contract with CGI as Principal Architect for Suitsupply until 2024. Since November 2024 I have been a platform engineer at Just Eat Takeaway. That platform work, including AI-assisted ways of spotting and fixing operational issues, is how I would help Rituals move from reactive firefighting toward the proactive and predictive technology management described in the role.</w:t>
+        <w:t xml:space="preserve">After CGI I continued as a sole proprietor under contract with CGI as Principal Architect for Suitsupply until 2024. I already have working relationships with several of Rituals’ vendors from that CGI and ZZP period. For 15 years at Allan Gray I managed contractors and third-party suppliers in financial services — so I am used to being the architectural owner who holds partners to standard, not only the designer of the stack.</w:t>
+      </w:r>
+    </w:p>
+    <w:p>
+      <w:pPr>
+        <w:spacing w:after="160" w:line="276"/>
+      </w:pPr>
+      <w:r>
+        <w:rPr>
+          <w:b w:val="false"/>
+          <w:bCs w:val="false"/>
+          <w:color w:val="1A2332"/>
+          <w:sz w:val="22"/>
+          <w:szCs w:val="22"/>
+          <w:rFonts w:ascii="Calibri" w:cs="Calibri" w:eastAsia="Calibri" w:hAnsi="Calibri"/>
+        </w:rPr>
+        <w:t xml:space="preserve">Since November 2024 I have been a platform engineer at Just Eat Takeaway. That platform work, including AI-assisted ways of spotting and fixing operational issues, is how I would help Rituals move from reactive firefighting toward the proactive and predictive technology management described in the role.</w:t>
       </w:r>
     </w:p>
     <w:p>

--- a/skills/custom/clinton-cv/assets/Clinton_Herring_Rituals_Cover_Letter.docx
+++ b/skills/custom/clinton-cv/assets/Clinton_Herring_Rituals_Cover_Letter.docx
@@ -95,71 +95,55 @@
           <w:szCs w:val="22"/>
           <w:rFonts w:ascii="Calibri" w:cs="Calibri" w:eastAsia="Calibri" w:hAnsi="Calibri"/>
         </w:rPr>
-        <w:t xml:space="preserve">I already know this landscape from the supplier side. As Principal Architect at CGI I worked on the store technology estate that supports Rituals and similar retail — Meraki networking, POS and payment terminals, multi-site rollout, and handover into support. I understand how CGI’s call-centre model works with the stores, and I have worked with Veducon. I was involved with the team that moved POS off Cowhills onto the NewBlack stack: iPads on the floor, with a Mac in the back room running the POS environment. I know where Jamf sits in that Apple-centred store pattern; I am not positioning myself as a Jamf specialist, but I understand how device management, POS, and networking have to fit together for a supportable store.</w:t>
-      </w:r>
-    </w:p>
-    <w:p>
-      <w:pPr>
-        <w:spacing w:after="160" w:line="276"/>
-      </w:pPr>
-      <w:r>
-        <w:rPr>
-          <w:b w:val="false"/>
-          <w:bCs w:val="false"/>
-          <w:color w:val="1A2332"/>
-          <w:sz w:val="22"/>
-          <w:szCs w:val="22"/>
-          <w:rFonts w:ascii="Calibri" w:cs="Calibri" w:eastAsia="Calibri" w:hAnsi="Calibri"/>
-        </w:rPr>
-        <w:t xml:space="preserve">I use Jira and Confluence every day for documentation and task management. When CGI rolled ServiceNow out to stores as the incident-management service I was involved at the edge of that programme and completed CGI’s ServiceNow training — I am not claiming ServiceNow implementation ownership, but I know how that model sits next to store operations.</w:t>
-      </w:r>
-    </w:p>
-    <w:p>
-      <w:pPr>
-        <w:spacing w:after="160" w:line="276"/>
-      </w:pPr>
-      <w:r>
-        <w:rPr>
-          <w:b w:val="false"/>
-          <w:bCs w:val="false"/>
-          <w:color w:val="1A2332"/>
-          <w:sz w:val="22"/>
-          <w:szCs w:val="22"/>
-          <w:rFonts w:ascii="Calibri" w:cs="Calibri" w:eastAsia="Calibri" w:hAnsi="Calibri"/>
-        </w:rPr>
-        <w:t xml:space="preserve">After CGI I continued as a sole proprietor under contract with CGI as Principal Architect for Suitsupply until 2024. I already have working relationships with several of Rituals’ vendors from that CGI and ZZP period. For 15 years at Allan Gray I managed contractors and third-party suppliers in financial services — so I am used to being the architectural owner who holds partners to standard, not only the designer of the stack.</w:t>
-      </w:r>
-    </w:p>
-    <w:p>
-      <w:pPr>
-        <w:spacing w:after="160" w:line="276"/>
-      </w:pPr>
-      <w:r>
-        <w:rPr>
-          <w:b w:val="false"/>
-          <w:bCs w:val="false"/>
-          <w:color w:val="1A2332"/>
-          <w:sz w:val="22"/>
-          <w:szCs w:val="22"/>
-          <w:rFonts w:ascii="Calibri" w:cs="Calibri" w:eastAsia="Calibri" w:hAnsi="Calibri"/>
-        </w:rPr>
-        <w:t xml:space="preserve">Since November 2024 I have been a platform engineer at Just Eat Takeaway. That platform work, including AI-assisted ways of spotting and fixing operational issues, is how I would help Rituals move from reactive firefighting toward the proactive and predictive technology management described in the role.</w:t>
-      </w:r>
-    </w:p>
-    <w:p>
-      <w:pPr>
-        <w:spacing w:after="160" w:line="276"/>
-      </w:pPr>
-      <w:r>
-        <w:rPr>
-          <w:b w:val="false"/>
-          <w:bCs w:val="false"/>
-          <w:color w:val="1A2332"/>
-          <w:sz w:val="22"/>
-          <w:szCs w:val="22"/>
-          <w:rFonts w:ascii="Calibri" w:cs="Calibri" w:eastAsia="Calibri" w:hAnsi="Calibri"/>
-        </w:rPr>
-        <w:t xml:space="preserve">I am based in Almere, close to Amsterdam, with a residence permit (arbeid vrij toegestaan, TWV niet vereist), and I am used to owning architecture across engineers, suppliers, and retail stakeholders.</w:t>
+        <w:t xml:space="preserve">What I bring first is architectural ownership of store technology: standards, lifecycle, and designs that operations can support. At CGI I worked on the store estate that supports Rituals and similar retail — Meraki networking, POS and payment terminals, multi-site rollout, and handover into support. I was involved with the team that moved POS off Cowhills onto NewBlack (iPads on the floor; Mac in the back room). I use Jira and Confluence daily, and when CGI rolled ServiceNow out to stores as incident management I was involved at the edge of that programme and completed CGI’s training.</w:t>
+      </w:r>
+    </w:p>
+    <w:p>
+      <w:pPr>
+        <w:spacing w:after="160" w:line="276"/>
+      </w:pPr>
+      <w:r>
+        <w:rPr>
+          <w:b w:val="false"/>
+          <w:bCs w:val="false"/>
+          <w:color w:val="1A2332"/>
+          <w:sz w:val="22"/>
+          <w:szCs w:val="22"/>
+          <w:rFonts w:ascii="Calibri" w:cs="Calibri" w:eastAsia="Calibri" w:hAnsi="Calibri"/>
+        </w:rPr>
+        <w:t xml:space="preserve">I also understand how Rituals’ vendors fit together — for example Veducon for network design, CGI with NewBlack for omnichannel, and RSG for in-store rollout and break-fix — and I already have working relationships from CGI and later ZZP work. For 15 years at Allan Gray I managed contractors in financial services, so I am used to holding partners to standard, not only designing the stack.</w:t>
+      </w:r>
+    </w:p>
+    <w:p>
+      <w:pPr>
+        <w:spacing w:after="160" w:line="276"/>
+      </w:pPr>
+      <w:r>
+        <w:rPr>
+          <w:b w:val="false"/>
+          <w:bCs w:val="false"/>
+          <w:color w:val="1A2332"/>
+          <w:sz w:val="22"/>
+          <w:szCs w:val="22"/>
+          <w:rFonts w:ascii="Calibri" w:cs="Calibri" w:eastAsia="Calibri" w:hAnsi="Calibri"/>
+        </w:rPr>
+        <w:t xml:space="preserve">After CGI I continued as a sole proprietor under contract with CGI as Principal Architect for Suitsupply until 2024. Since November 2024 I have been a platform engineer at Just Eat Takeaway. That platform work, including AI-assisted ways of spotting and fixing operational issues, is how I would help Rituals move toward the proactive and predictive technology management described in the role.</w:t>
+      </w:r>
+    </w:p>
+    <w:p>
+      <w:pPr>
+        <w:spacing w:after="160" w:line="276"/>
+      </w:pPr>
+      <w:r>
+        <w:rPr>
+          <w:b w:val="false"/>
+          <w:bCs w:val="false"/>
+          <w:color w:val="1A2332"/>
+          <w:sz w:val="22"/>
+          <w:szCs w:val="22"/>
+          <w:rFonts w:ascii="Calibri" w:cs="Calibri" w:eastAsia="Calibri" w:hAnsi="Calibri"/>
+        </w:rPr>
+        <w:t xml:space="preserve">I am based in Almere, close to Amsterdam, with a residence permit (arbeid vrij toegestaan, TWV niet vereist).</w:t>
       </w:r>
     </w:p>
     <w:p>

--- a/skills/custom/clinton-cv/assets/Clinton_Herring_Rituals_Cover_Letter.docx
+++ b/skills/custom/clinton-cv/assets/Clinton_Herring_Rituals_Cover_Letter.docx
@@ -20,22 +20,6 @@
     </w:p>
     <w:p>
       <w:pPr>
-        <w:spacing w:after="40" w:line="276"/>
-      </w:pPr>
-      <w:r>
-        <w:rPr>
-          <w:b w:val="false"/>
-          <w:bCs w:val="false"/>
-          <w:color w:val="1A2332"/>
-          <w:sz w:val="22"/>
-          <w:szCs w:val="22"/>
-          <w:rFonts w:ascii="Calibri" w:cs="Calibri" w:eastAsia="Calibri" w:hAnsi="Calibri"/>
-        </w:rPr>
-        <w:t xml:space="preserve">Almere  ·  +31 6 27517972  ·  Clinton.herring@remoteconsulting.eu</w:t>
-      </w:r>
-    </w:p>
-    <w:p>
-      <w:pPr>
         <w:spacing w:after="320" w:line="276"/>
       </w:pPr>
       <w:r>
@@ -47,7 +31,7 @@
           <w:szCs w:val="22"/>
           <w:rFonts w:ascii="Calibri" w:cs="Calibri" w:eastAsia="Calibri" w:hAnsi="Calibri"/>
         </w:rPr>
-        <w:t xml:space="preserve">https://www.remoteconsulting.eu</w:t>
+        <w:t xml:space="preserve">Almere  ·  +31 6 27517972  ·  Clinton.herring@remoteconsulting.eu  ·  remoteconsulting.eu</w:t>
       </w:r>
     </w:p>
     <w:p>
@@ -63,7 +47,7 @@
           <w:szCs w:val="22"/>
           <w:rFonts w:ascii="Calibri" w:cs="Calibri" w:eastAsia="Calibri" w:hAnsi="Calibri"/>
         </w:rPr>
-        <w:t xml:space="preserve">Dear hiring team,</w:t>
+        <w:t xml:space="preserve">Dear Renée and the Retail Technology team,</w:t>
       </w:r>
     </w:p>
     <w:p>
@@ -79,7 +63,7 @@
           <w:szCs w:val="22"/>
           <w:rFonts w:ascii="Calibri" w:cs="Calibri" w:eastAsia="Calibri" w:hAnsi="Calibri"/>
         </w:rPr>
-        <w:t xml:space="preserve">I am applying for the Retail Technology IT Architect role at Rituals.</w:t>
+        <w:t xml:space="preserve">I am applying for the Retail Technology IT Architect role. I know the Rituals store landscape from the supplier side, and I have spent the last few years doing exactly the work this role describes: owning store-technology architecture, holding partners to standards, and turning recurring incidents into structural fixes.</w:t>
       </w:r>
     </w:p>
     <w:p>
@@ -95,7 +79,7 @@
           <w:szCs w:val="22"/>
           <w:rFonts w:ascii="Calibri" w:cs="Calibri" w:eastAsia="Calibri" w:hAnsi="Calibri"/>
         </w:rPr>
-        <w:t xml:space="preserve">What I bring first is architectural ownership of store technology: standards, lifecycle, and designs that operations can support. At CGI I worked on the store estate that supports Rituals and similar retail — Meraki networking, POS and payment terminals, multi-site rollout, and handover into support. I was involved with the team that moved POS off Cowhills onto NewBlack (iPads on the floor; Mac in the back room). I use Jira and Confluence daily, and when CGI rolled ServiceNow out to stores as incident management I was involved at the edge of that programme and completed CGI’s training.</w:t>
+        <w:t xml:space="preserve">At CGI I worked with the team responsible for network architecture across 1000+ retail stores — Meraki networking, POS and payment terminals, multi-site rollout and handover into support. I was part of the team that moved store POS off Cowhills onto NewBlack, with iPads on the floor and a Mac in the back room. I know how CGI’s call-centre model works with the stores, I have worked with Veducon, and I understand how the wider partner model fits together: Veducon for network design, CGI with NewBlack for omnichannel, RSG for in-store rollout and break-fix. I continued as Principal Architect for Suitsupply under contract with CGI until 2024.</w:t>
       </w:r>
     </w:p>
     <w:p>
@@ -111,7 +95,7 @@
           <w:szCs w:val="22"/>
           <w:rFonts w:ascii="Calibri" w:cs="Calibri" w:eastAsia="Calibri" w:hAnsi="Calibri"/>
         </w:rPr>
-        <w:t xml:space="preserve">I also understand how Rituals’ vendors fit together — for example Veducon for network design, CGI with NewBlack for omnichannel, and RSG for in-store rollout and break-fix — and I already have working relationships from CGI and later ZZP work. For 15 years at Allan Gray I managed contractors in financial services, so I am used to holding partners to standard, not only designing the stack.</w:t>
+        <w:t xml:space="preserve">Before that I spent 15 years at Allan Gray owning network architecture and managing contractors and third-party vendors for South Africa’s largest private asset manager. That is the muscle this role needs when it asks for architecture principles, lifecycle management and supplier adherence rather than one-off designs.</w:t>
       </w:r>
     </w:p>
     <w:p>
@@ -127,7 +111,7 @@
           <w:szCs w:val="22"/>
           <w:rFonts w:ascii="Calibri" w:cs="Calibri" w:eastAsia="Calibri" w:hAnsi="Calibri"/>
         </w:rPr>
-        <w:t xml:space="preserve">After CGI I continued as a sole proprietor under contract with CGI as Principal Architect for Suitsupply until 2024. Since November 2024 I have been a platform engineer at Just Eat Takeaway. That platform work, including AI-assisted ways of spotting and fixing operational issues, is how I would help Rituals move toward the proactive and predictive technology management described in the role.</w:t>
+        <w:t xml:space="preserve">Since November 2024 I have been a platform engineer at Just Eat Takeaway. I root-cause production incidents across AWS, Kubernetes, DNS and IAM, and I have built AI agent tooling that codifies those investigations so the same problem is not solved twice. I use Jira and Confluence every day, and I completed CGI’s ServiceNow training when it was rolled out to stores for incident management. On the Apple side I understand how Jamf and MDM fit an iPad-and-Mac store estate; I would describe that as working knowledge rather than Jamf administration, and I would say so in the interview.</w:t>
       </w:r>
     </w:p>
     <w:p>
@@ -143,7 +127,7 @@
           <w:szCs w:val="22"/>
           <w:rFonts w:ascii="Calibri" w:cs="Calibri" w:eastAsia="Calibri" w:hAnsi="Calibri"/>
         </w:rPr>
-        <w:t xml:space="preserve">I am based in Almere, close to Amsterdam, with a residence permit (arbeid vrij toegestaan, TWV niet vereist).</w:t>
+        <w:t xml:space="preserve">I live in Almere, close to Amsterdam, so an office-first week is practical. I hold a residence permit with arbeid vrij toegestaan, TWV niet vereist.</w:t>
       </w:r>
     </w:p>
     <w:p>
@@ -159,7 +143,7 @@
           <w:szCs w:val="22"/>
           <w:rFonts w:ascii="Calibri" w:cs="Calibri" w:eastAsia="Calibri" w:hAnsi="Calibri"/>
         </w:rPr>
-        <w:t xml:space="preserve">I would welcome the conversation with Renée and the team.</w:t>
+        <w:t xml:space="preserve">I would welcome the conversation.</w:t>
       </w:r>
     </w:p>
     <w:p>
@@ -196,34 +180,18 @@
     </w:p>
     <w:p>
       <w:pPr>
-        <w:spacing w:after="160" w:line="276"/>
-      </w:pPr>
-      <w:r>
-        <w:rPr>
-          <w:b w:val="false"/>
-          <w:bCs w:val="false"/>
-          <w:color w:val="1A2332"/>
-          <w:sz w:val="22"/>
-          <w:szCs w:val="22"/>
-          <w:rFonts w:ascii="Calibri" w:cs="Calibri" w:eastAsia="Calibri" w:hAnsi="Calibri"/>
-        </w:rPr>
-        <w:t xml:space="preserve">+31 6 27517972</w:t>
-      </w:r>
-    </w:p>
-    <w:p>
-      <w:pPr>
-        <w:spacing w:after="160" w:line="276"/>
-      </w:pPr>
-      <w:r>
-        <w:rPr>
-          <w:b w:val="false"/>
-          <w:bCs w:val="false"/>
-          <w:color w:val="1A2332"/>
-          <w:sz w:val="22"/>
-          <w:szCs w:val="22"/>
-          <w:rFonts w:ascii="Calibri" w:cs="Calibri" w:eastAsia="Calibri" w:hAnsi="Calibri"/>
-        </w:rPr>
-        <w:t xml:space="preserve">Clinton.herring@remoteconsulting.eu</w:t>
+        <w:spacing w:after="40" w:line="276"/>
+      </w:pPr>
+      <w:r>
+        <w:rPr>
+          <w:b w:val="false"/>
+          <w:bCs w:val="false"/>
+          <w:color w:val="1A2332"/>
+          <w:sz w:val="22"/>
+          <w:szCs w:val="22"/>
+          <w:rFonts w:ascii="Calibri" w:cs="Calibri" w:eastAsia="Calibri" w:hAnsi="Calibri"/>
+        </w:rPr>
+        <w:t xml:space="preserve">+31 6 27517972  ·  Clinton.herring@remoteconsulting.eu</w:t>
       </w:r>
     </w:p>
     <w:sectPr>
@@ -363,6 +331,18 @@
       </w:pPr>
     </w:lvl>
   </w:abstractNum>
+  <w:abstractNum w:abstractNumId="2" w15:restartNumberingAfterBreak="0">
+    <w:multiLevelType w:val="hybridMultilevel"/>
+    <w:lvl w:ilvl="0" w15:tentative="1">
+      <w:start w:val="1"/>
+      <w:numFmt w:val="bullet"/>
+      <w:lvlText w:val="•"/>
+      <w:lvlJc w:val="left"/>
+      <w:pPr>
+        <w:ind w:left="360" w:hanging="180"/>
+      </w:pPr>
+    </w:lvl>
+  </w:abstractNum>
   <w:num w:numId="1">
     <w:abstractNumId w:val="1"/>
     <w:lvlOverride w:ilvl="0">
@@ -375,7 +355,14 @@
 <file path=word/styles.xml><?xml version="1.0" encoding="utf-8"?>
 <w:styles xmlns:mc="http://schemas.openxmlformats.org/markup-compatibility/2006" xmlns:r="http://schemas.openxmlformats.org/officeDocument/2006/relationships" xmlns:w="http://schemas.openxmlformats.org/wordprocessingml/2006/main" xmlns:w14="http://schemas.microsoft.com/office/word/2010/wordml" xmlns:w15="http://schemas.microsoft.com/office/word/2012/wordml" mc:Ignorable="w14 w15">
   <w:docDefaults>
-    <w:rPrDefault/>
+    <w:rPrDefault>
+      <w:rPr>
+        <w:color w:val="1A2332"/>
+        <w:sz w:val="20"/>
+        <w:szCs w:val="20"/>
+        <w:rFonts w:ascii="Calibri" w:cs="Calibri" w:eastAsia="Calibri" w:hAnsi="Calibri"/>
+      </w:rPr>
+    </w:rPrDefault>
     <w:pPrDefault/>
   </w:docDefaults>
   <w:style w:type="paragraph" w:styleId="Title">
@@ -512,5 +499,23 @@
       <w:szCs w:val="20"/>
     </w:rPr>
   </w:style>
+  <w:style w:type="paragraph" w:styleId="Heading1">
+    <w:name w:val="Heading 1"/>
+    <w:basedOn w:val="Normal"/>
+    <w:next w:val="Normal"/>
+    <w:qFormat/>
+    <w:pPr>
+      <w:spacing w:before="260" w:after="100"/>
+      <w:outlineLvl w:val="0"/>
+    </w:pPr>
+    <w:rPr>
+      <w:b/>
+      <w:bCs/>
+      <w:color w:val="2C3E50"/>
+      <w:sz w:val="20"/>
+      <w:szCs w:val="20"/>
+      <w:rFonts w:ascii="Calibri" w:cs="Calibri" w:eastAsia="Calibri" w:hAnsi="Calibri"/>
+    </w:rPr>
+  </w:style>
 </w:styles>
 </file>
--- a/skills/custom/clinton-cv/assets/Clinton_Herring_Rituals_Cover_Letter.docx
+++ b/skills/custom/clinton-cv/assets/Clinton_Herring_Rituals_Cover_Letter.docx
@@ -111,7 +111,7 @@
           <w:szCs w:val="22"/>
           <w:rFonts w:ascii="Calibri" w:cs="Calibri" w:eastAsia="Calibri" w:hAnsi="Calibri"/>
         </w:rPr>
-        <w:t xml:space="preserve">Since November 2024 I have been a platform engineer at Just Eat Takeaway. I root-cause production incidents across AWS, Kubernetes, DNS and IAM, and I have built AI agent tooling that codifies those investigations so the same problem is not solved twice. I use Jira and Confluence every day, and I completed CGI’s ServiceNow training when it was rolled out to stores for incident management. On the Apple side I understand how Jamf and MDM fit an iPad-and-Mac store estate; I would describe that as working knowledge rather than Jamf administration, and I would say so in the interview.</w:t>
+        <w:t xml:space="preserve">Since November 2024 I have been a platform engineer at Just Eat Takeaway. I root-cause production incidents across AWS, Kubernetes, DNS and IAM, and I have built AI agent tooling that codifies those investigations so the same problem is not solved twice. I also managed Entra ID for internal users for about a year, until identity was consolidated into a single department. I use Jira and Confluence every day, and I completed CGI’s ServiceNow training when it was rolled out to stores for incident management. On the Apple side I understand how Jamf and MDM fit an iPad-and-Mac store estate; I would describe that as working knowledge rather than Jamf administration, and I would say so in the interview.</w:t>
       </w:r>
     </w:p>
     <w:p>

--- a/skills/custom/clinton-cv/assets/Clinton_Herring_Rituals_Cover_Letter.docx
+++ b/skills/custom/clinton-cv/assets/Clinton_Herring_Rituals_Cover_Letter.docx
@@ -79,7 +79,7 @@
           <w:szCs w:val="22"/>
           <w:rFonts w:ascii="Calibri" w:cs="Calibri" w:eastAsia="Calibri" w:hAnsi="Calibri"/>
         </w:rPr>
-        <w:t xml:space="preserve">At CGI I worked with the team responsible for network architecture across 1000+ retail stores — Meraki networking, POS and payment terminals, multi-site rollout and handover into support. I was part of the team that moved store POS off Cowhills onto NewBlack, with iPads on the floor and a Mac in the back room. I know how CGI’s call-centre model works with the stores, I have worked with Veducon, and I understand how the wider partner model fits together: Veducon for network design, CGI with NewBlack for omnichannel, RSG for in-store rollout and break-fix. I continued as Principal Architect for Suitsupply under contract with CGI until 2024.</w:t>
+        <w:t xml:space="preserve">At CGI I worked with the team responsible for network architecture across 1000+ retail stores — Meraki networking, POS and payment terminals, multi-site rollout and handover into support. I was part of the team that moved store POS off Cowhills onto NewBlack, with iPads on the floor and a Mac in the back room. I know how CGI’s call-centre model works with the stores, I have worked with Veducon, and I understand how the wider partner model fits together: Veducon for network design, CGI with NewBlack for omnichannel, RSG for in-store rollout and break-fix. I continued as Principal Architect for Suitsupply under contract with CGI until October 2024.</w:t>
       </w:r>
     </w:p>
     <w:p>

--- a/skills/custom/clinton-cv/assets/Clinton_Herring_Rituals_Cover_Letter.docx
+++ b/skills/custom/clinton-cv/assets/Clinton_Herring_Rituals_Cover_Letter.docx
@@ -79,7 +79,7 @@
           <w:szCs w:val="22"/>
           <w:rFonts w:ascii="Calibri" w:cs="Calibri" w:eastAsia="Calibri" w:hAnsi="Calibri"/>
         </w:rPr>
-        <w:t xml:space="preserve">At CGI I worked with the team responsible for network architecture across 1000+ retail stores — Meraki networking, POS and payment terminals, multi-site rollout and handover into support. I was part of the team that moved store POS off Cowhills onto NewBlack, with iPads on the floor and a Mac in the back room. I know how CGI’s call-centre model works with the stores, I have worked with Veducon, and I understand how the wider partner model fits together: Veducon for network design, CGI with NewBlack for omnichannel, RSG for in-store rollout and break-fix. I continued as Principal Architect for Suitsupply under contract with CGI until October 2024.</w:t>
+        <w:t xml:space="preserve">At CGI I worked with the team responsible for network architecture across 1000+ retail stores — Meraki networking, POS and payment terminals, multi-site rollout and handover into support. I was part of the team that moved store POS off Cowhills onto NewBlack, with iPads on the floor and a Mac in the back room. I know how CGI’s call-centre model works with the stores, I have worked with Veducon, and I understand how the wider partner model fits together: Veducon for network design, CGI with NewBlack for omnichannel, RSG for in-store rollout and break-fix. Since 2022 I have worked for myself; part of that work was as a sub-contractor to CGI for another retailer, Suitsupply, until October 2024 — so my retail experience is not limited to one brand.</w:t>
       </w:r>
     </w:p>
     <w:p>

--- a/skills/custom/clinton-cv/assets/Clinton_Herring_Rituals_Cover_Letter.docx
+++ b/skills/custom/clinton-cv/assets/Clinton_Herring_Rituals_Cover_Letter.docx
@@ -63,7 +63,7 @@
           <w:szCs w:val="22"/>
           <w:rFonts w:ascii="Calibri" w:cs="Calibri" w:eastAsia="Calibri" w:hAnsi="Calibri"/>
         </w:rPr>
-        <w:t xml:space="preserve">I am applying for the Retail Technology IT Architect role. I know the Rituals store landscape from the supplier side, and I have spent the last few years doing exactly the work this role describes: owning store-technology architecture, holding partners to standards, and turning recurring incidents into structural fixes.</w:t>
+        <w:t xml:space="preserve">I am applying for the Retail Technology IT Architect role. I know the Rituals store environment from the supplier side, and the work in this role is the work I have been doing for the last few years: store technology architecture, keeping partners to the standards, and making sure that when something breaks the fix goes into the standard and not just the ticket.</w:t>
       </w:r>
     </w:p>
     <w:p>
@@ -79,7 +79,7 @@
           <w:szCs w:val="22"/>
           <w:rFonts w:ascii="Calibri" w:cs="Calibri" w:eastAsia="Calibri" w:hAnsi="Calibri"/>
         </w:rPr>
-        <w:t xml:space="preserve">At CGI I worked with the team responsible for network architecture across 1000+ retail stores — Meraki networking, POS and payment terminals, multi-site rollout and handover into support. I was part of the team that moved store POS off Cowhills onto NewBlack, with iPads on the floor and a Mac in the back room. I know how CGI’s call-centre model works with the stores, I have worked with Veducon, and I understand how the wider partner model fits together: Veducon for network design, CGI with NewBlack for omnichannel, RSG for in-store rollout and break-fix. Since 2022 I have worked for myself; part of that work was as a sub-contractor to CGI for another retailer, Suitsupply, until October 2024 — so my retail experience is not limited to one brand.</w:t>
+        <w:t xml:space="preserve">At CGI I was part of the team responsible for network architecture across 1000+ Rituals stores: Meraki networking, POS and payment terminals, rollouts to many stores at once and handover to support. I was part of the team that replaced Cowhills with NewBlack POS, with iPads on the floor and a Mac in the back room. I know how the CGI call centre works with the stores, I have worked with Veducon, and I know how the partners fit together: Veducon for network design, CGI with NewBlack for omnichannel, RSG for rollouts and break-fix in the stores. From 2022 to October 2024 I worked for myself, and most of that was as a sub-contractor to CGI for another retailer, Suitsupply, so my retail experience is not based on one brand.</w:t>
       </w:r>
     </w:p>
     <w:p>
@@ -95,7 +95,7 @@
           <w:szCs w:val="22"/>
           <w:rFonts w:ascii="Calibri" w:cs="Calibri" w:eastAsia="Calibri" w:hAnsi="Calibri"/>
         </w:rPr>
-        <w:t xml:space="preserve">Before that I spent 15 years at Allan Gray owning network architecture and managing contractors and third-party vendors for South Africa’s largest private asset manager. That is the muscle this role needs when it asks for architecture principles, lifecycle management and supplier adherence rather than one-off designs.</w:t>
+        <w:t xml:space="preserve">Before that I spent 15 years at Allan Gray, the largest private asset manager in South Africa, where I was responsible for the network architecture and managed the 3rd party vendors and contractors. That is where I learned to set architecture principles, manage the lifecycle of infrastructure and hold suppliers to what they agreed to, rather than doing one-off designs.</w:t>
       </w:r>
     </w:p>
     <w:p>
@@ -111,7 +111,7 @@
           <w:szCs w:val="22"/>
           <w:rFonts w:ascii="Calibri" w:cs="Calibri" w:eastAsia="Calibri" w:hAnsi="Calibri"/>
         </w:rPr>
-        <w:t xml:space="preserve">Since November 2024 I have been a platform engineer at Just Eat Takeaway. I root-cause production incidents across AWS, Kubernetes, DNS and IAM, and I have built AI agent tooling that codifies those investigations so the same problem is not solved twice. I also managed Entra ID for internal users for about a year, until identity was consolidated into a single department. I use Jira and Confluence every day, and I completed CGI’s ServiceNow training when it was rolled out to stores for incident management. On the Apple side I understand how Jamf and MDM fit an iPad-and-Mac store estate; I would describe that as working knowledge rather than Jamf administration, and I would say so in the interview.</w:t>
+        <w:t xml:space="preserve">Since November 2024 I have been a platform engineer at Just Eat Takeaway. I find the root cause of production incidents across AWS, Kubernetes, DNS and IAM, and I have built AI agent tooling that captures how we investigate so the same problem does not get solved twice. I also managed Entra ID for internal users for about a year, until identity was brought together under one department. I use Jira and Confluence every day, and I did CGI’s ServiceNow training when it was rolled out to the stores for incident management. On the Apple side I know how Jamf and MDM fit an iPad and Mac store estate; I would call that working knowledge rather than Jamf administration, and I would say so in the interview.</w:t>
       </w:r>
     </w:p>
     <w:p>
@@ -127,7 +127,7 @@
           <w:szCs w:val="22"/>
           <w:rFonts w:ascii="Calibri" w:cs="Calibri" w:eastAsia="Calibri" w:hAnsi="Calibri"/>
         </w:rPr>
-        <w:t xml:space="preserve">I live in Almere, close to Amsterdam, so an office-first week is practical. I hold a residence permit with arbeid vrij toegestaan, TWV niet vereist.</w:t>
+        <w:t xml:space="preserve">I live in Almere, close to Amsterdam, so being in the office most of the week is practical. I have a residence permit with arbeid vrij toegestaan, TWV niet vereist.</w:t>
       </w:r>
     </w:p>
     <w:p>
@@ -143,7 +143,7 @@
           <w:szCs w:val="22"/>
           <w:rFonts w:ascii="Calibri" w:cs="Calibri" w:eastAsia="Calibri" w:hAnsi="Calibri"/>
         </w:rPr>
-        <w:t xml:space="preserve">I would welcome the conversation.</w:t>
+        <w:t xml:space="preserve">I would welcome the chance to talk about the role.</w:t>
       </w:r>
     </w:p>
     <w:p>
